--- a/downloads/documents/05 Materials/Unit 01/Slides/Slides 01.04 - The Kitchen Safety Contract and Exam.docx
+++ b/downloads/documents/05 Materials/Unit 01/Slides/Slides 01.04 - The Kitchen Safety Contract and Exam.docx
@@ -1487,7 +1487,19 @@
         <w:pStyle w:val="Compact"/>
       </w:pPr>
       <w:r>
-        <w:t xml:space="preserve">Oil in the pan is on fire. Three things you do, in order. One thing you never do.</w:t>
+        <w:t xml:space="preserve">Oil in the pan is on fire. Name three things you do, in order.</w:t>
+      </w:r>
+    </w:p>
+    <w:p>
+      <w:pPr>
+        <w:numPr>
+          <w:ilvl w:val="0"/>
+          <w:numId w:val="1025"/>
+        </w:numPr>
+        <w:pStyle w:val="Compact"/>
+      </w:pPr>
+      <w:r>
+        <w:t xml:space="preserve">Name one thing you never do.</w:t>
       </w:r>
       <w:r>
         <w:t xml:space="preserve"> </w:t>
@@ -1515,7 +1527,31 @@
         <w:pStyle w:val="Compact"/>
       </w:pPr>
       <w:r>
-        <w:t xml:space="preserve">You touched a hot pan. What do you do first, for how long, and what do you never put on it?</w:t>
+        <w:t xml:space="preserve">You touched a hot pan. What do you do first?</w:t>
+      </w:r>
+    </w:p>
+    <w:p>
+      <w:pPr>
+        <w:numPr>
+          <w:ilvl w:val="0"/>
+          <w:numId w:val="1026"/>
+        </w:numPr>
+        <w:pStyle w:val="Compact"/>
+      </w:pPr>
+      <w:r>
+        <w:t xml:space="preserve">For how long?</w:t>
+      </w:r>
+    </w:p>
+    <w:p>
+      <w:pPr>
+        <w:numPr>
+          <w:ilvl w:val="0"/>
+          <w:numId w:val="1026"/>
+        </w:numPr>
+        <w:pStyle w:val="Compact"/>
+      </w:pPr>
+      <w:r>
+        <w:t xml:space="preserve">What do you never put on it?</w:t>
       </w:r>
       <w:r>
         <w:t xml:space="preserve"> </w:t>
